--- a/data/revised_2026-10_full/outputs/v2/Maths/SS2.1_Similarity_and_Enlargement/Mathematics_Similarity_and_Enlargement_FinalExplanation_TeacherKey.docx
+++ b/data/revised_2026-10_full/outputs/v2/Maths/SS2.1_Similarity_and_Enlargement/Mathematics_Similarity_and_Enlargement_FinalExplanation_TeacherKey.docx
@@ -2962,7 +2962,7 @@
         </w:rPr>
         <w:t xml:space="preserve">© 2026 SeaVuria and ARES. This work is licensed under a </w:t>
       </w:r>
-      <w:hyperlink w:history="1" r:id="rIdcszz9yhs5_e2clfhruznf">
+      <w:hyperlink w:history="1" r:id="rIdcoped8ju5f7djhcezi7pw">
         <w:r>
           <w:rPr>
             <w:rFonts w:ascii="Arial" w:cs="Arial" w:eastAsia="Arial" w:hAnsi="Arial"/>
@@ -2982,7 +2982,7 @@
         </w:rPr>
         <w:t xml:space="preserve"> (</w:t>
       </w:r>
-      <w:hyperlink w:history="1" r:id="rIduqfcx4befsmau1qxpoqee">
+      <w:hyperlink w:history="1" r:id="rIdw3cmq2-juvfvypggxzd9s">
         <w:r>
           <w:rPr>
             <w:rFonts w:ascii="Arial" w:cs="Arial" w:eastAsia="Arial" w:hAnsi="Arial"/>
@@ -3002,7 +3002,7 @@
         </w:rPr>
         <w:t xml:space="preserve">). To view a copy of this license, visit </w:t>
       </w:r>
-      <w:hyperlink w:history="1" r:id="rIdgqfs49s1drz_se01yzcaj">
+      <w:hyperlink w:history="1" r:id="rIdf8o8cnoj4vuhuga2zlisb">
         <w:r>
           <w:rPr>
             <w:rFonts w:ascii="Arial" w:cs="Arial" w:eastAsia="Arial" w:hAnsi="Arial"/>
